--- a/docs/hlgx_summary_report.docx
+++ b/docs/hlgx_summary_report.docx
@@ -119,10 +119,10 @@
         <w:rPr>
           <w:b/>
         </w:rPr>
-        <w:t>v2.3.1</w:t>
-      </w:r>
-      <w:r>
-        <w:t>(2026-08-11)</w:t>
+        <w:t>v2.3.3</w:t>
+      </w:r>
+      <w:r>
+        <w:t>(2026-08-13)</w:t>
       </w:r>
     </w:p>
     <w:p>
@@ -437,7 +437,7 @@
         <w:pStyle w:val="ListBullet"/>
       </w:pPr>
       <w:r>
-        <w:t>Word 版报告 `hlgx_summary_report.docx` 由通用脚本 `make_docx.py` 从本文档生成,内容同步</w:t>
+        <w:t>Word 版报告 `hlgx_summary_report.docx` 由通用脚本 `scripts/make_docx.py` 从本文档生成,内容同步</w:t>
       </w:r>
     </w:p>
     <w:p>
@@ -665,7 +665,7 @@
         <w:pStyle w:val="ListBullet"/>
       </w:pPr>
       <w:r>
-        <w:t>旧 Flask 镜像冻结为遗留版本,不再双写(详细迁移过程见根目录 MIGRATION_AUDIT.md)</w:t>
+        <w:t>旧 Flask 镜像冻结为遗留版本,不再双写(详细迁移过程见 `docs/MIGRATION_AUDIT.md`;旧源码收纳于 `legacy/`)</w:t>
       </w:r>
     </w:p>
     <w:p>
@@ -2968,6 +2968,139 @@
       </w:pPr>
       <w:r>
         <w:t>全关卡遮挡自洽检测同步改为「blocked ⇔ 存在上层卡像素重叠」(简单/标准/困难/挑战四关卡)</w:t>
+      </w:r>
+    </w:p>
+    <w:p>
+      <w:pPr>
+        <w:pStyle w:val="Heading3"/>
+      </w:pPr>
+      <w:r>
+        <w:t>v2.3.2(2026-08-13)</w:t>
+      </w:r>
+    </w:p>
+    <w:p>
+      <w:r>
+        <w:rPr>
+          <w:i/>
+          <w:color w:val="666666"/>
+        </w:rPr>
+        <w:t>更新贡献人:ps</w:t>
+      </w:r>
+    </w:p>
+    <w:p>
+      <w:r/>
+      <w:r>
+        <w:rPr>
+          <w:b/>
+        </w:rPr>
+        <w:t>局内修改默认昵称</w:t>
+      </w:r>
+      <w:r/>
+    </w:p>
+    <w:p>
+      <w:pPr>
+        <w:pStyle w:val="ListBullet"/>
+      </w:pPr>
+      <w:r/>
+      <w:r>
+        <w:rPr>
+          <w:b/>
+        </w:rPr>
+        <w:t>顶栏「改名」入口</w:t>
+      </w:r>
+      <w:r>
+        <w:t>:游戏进行中顶栏新增「改名」按钮(原仅结算弹窗可换名),确认后更新 localStorage 默认昵称且不打断当前局,本局成绩按新昵称提交</w:t>
+      </w:r>
+    </w:p>
+    <w:p>
+      <w:pPr>
+        <w:pStyle w:val="ListBullet"/>
+      </w:pPr>
+      <w:r/>
+      <w:r>
+        <w:rPr>
+          <w:b/>
+        </w:rPr>
+        <w:t>结算页「更换昵称」</w:t>
+      </w:r>
+      <w:r>
+        <w:t>保持原行为(确认后开新局)</w:t>
+      </w:r>
+    </w:p>
+    <w:p>
+      <w:pPr>
+        <w:pStyle w:val="ListBullet"/>
+      </w:pPr>
+      <w:r>
+        <w:t>更换窗底部按钮按场景显示「取消/确认修改」,✕ 关闭不再误跳大厅</w:t>
+      </w:r>
+    </w:p>
+    <w:p>
+      <w:pPr>
+        <w:pStyle w:val="Heading3"/>
+      </w:pPr>
+      <w:r>
+        <w:t>v2.3.3(2026-08-13)</w:t>
+      </w:r>
+    </w:p>
+    <w:p>
+      <w:r>
+        <w:rPr>
+          <w:i/>
+          <w:color w:val="666666"/>
+        </w:rPr>
+        <w:t>更新贡献人:ps</w:t>
+      </w:r>
+    </w:p>
+    <w:p>
+      <w:r/>
+      <w:r>
+        <w:rPr>
+          <w:b/>
+        </w:rPr>
+        <w:t>混合物化学式标识</w:t>
+      </w:r>
+      <w:r/>
+    </w:p>
+    <w:p>
+      <w:pPr>
+        <w:pStyle w:val="ListBullet"/>
+      </w:pPr>
+      <w:r>
+        <w:t>能写出主要成分化学式的混合物加明确标识,避免与纯净物混淆:</w:t>
+      </w:r>
+    </w:p>
+    <w:p>
+      <w:r>
+        <w:t xml:space="preserve">  - 盐酸 `HCl(aq)`(与氯化氢 HCl 区分)</w:t>
+      </w:r>
+    </w:p>
+    <w:p>
+      <w:r>
+        <w:t xml:space="preserve">  - 云 / 雾 `H₂O(aq)`(与「水」H₂O 区分)</w:t>
+      </w:r>
+    </w:p>
+    <w:p>
+      <w:r>
+        <w:t xml:space="preserve">  - 氢氧化铁胶体 `Fe(OH)₃(胶)`(与氢氧化铁区分)</w:t>
+      </w:r>
+    </w:p>
+    <w:p>
+      <w:r>
+        <w:t xml:space="preserve">  - 天然气 `CH₄(主)`(与甲烷区分)</w:t>
+      </w:r>
+    </w:p>
+    <w:p>
+      <w:r>
+        <w:t xml:space="preserve">  - 石灰石 `CaCO₃(主)`(与碳酸钙区分)</w:t>
+      </w:r>
+    </w:p>
+    <w:p>
+      <w:pPr>
+        <w:pStyle w:val="ListBullet"/>
+      </w:pPr>
+      <w:r>
+        <w:t>氨水 / 水玻璃 / 漂白液 / 酒精 / 稀硫酸原已带 (aq);王水 / 漂白粉 / 碱石灰 / 铝热剂等复合式、高聚物 (…)ₙ、合金 Fe-C 等本身不与纯净物混淆,无需额外标识</w:t>
       </w:r>
     </w:p>
     <w:p>

--- a/docs/hlgx_summary_report.docx
+++ b/docs/hlgx_summary_report.docx
@@ -119,7 +119,7 @@
         <w:rPr>
           <w:b/>
         </w:rPr>
-        <w:t>v2.3.3</w:t>
+        <w:t>v2.3.4</w:t>
       </w:r>
       <w:r>
         <w:t>(2026-08-13)</w:t>
@@ -3101,6 +3101,86 @@
       </w:pPr>
       <w:r>
         <w:t>氨水 / 水玻璃 / 漂白液 / 酒精 / 稀硫酸原已带 (aq);王水 / 漂白粉 / 碱石灰 / 铝热剂等复合式、高聚物 (…)ₙ、合金 Fe-C 等本身不与纯净物混淆,无需额外标识</w:t>
+      </w:r>
+    </w:p>
+    <w:p>
+      <w:pPr>
+        <w:pStyle w:val="Heading3"/>
+      </w:pPr>
+      <w:r>
+        <w:t>v2.3.4(2026-08-13)</w:t>
+      </w:r>
+    </w:p>
+    <w:p>
+      <w:r>
+        <w:rPr>
+          <w:i/>
+          <w:color w:val="666666"/>
+        </w:rPr>
+        <w:t>更新贡献人:ps</w:t>
+      </w:r>
+    </w:p>
+    <w:p>
+      <w:r/>
+      <w:r>
+        <w:rPr>
+          <w:b/>
+        </w:rPr>
+        <w:t>移出技能重做</w:t>
+      </w:r>
+      <w:r/>
+    </w:p>
+    <w:p>
+      <w:pPr>
+        <w:pStyle w:val="ListBullet"/>
+      </w:pPr>
+      <w:r/>
+      <w:r>
+        <w:rPr>
+          <w:b/>
+        </w:rPr>
+        <w:t>新语义</w:t>
+      </w:r>
+      <w:r>
+        <w:t>:移出由「把槽内最前 3 张放回棋盘」改为「移除当前选中的至多 3 张卡」——可 1/2/3 张、可不同类,等价于无伤消除(不扣血、不计消除组数)</w:t>
+      </w:r>
+    </w:p>
+    <w:p>
+      <w:pPr>
+        <w:pStyle w:val="ListBullet"/>
+      </w:pPr>
+      <w:r/>
+      <w:r>
+        <w:rPr>
+          <w:b/>
+        </w:rPr>
+        <w:t>交互</w:t>
+      </w:r>
+      <w:r>
+        <w:t>:未选中卡牌时移出按钮置灰,点击提示「请先选中要移出的卡牌」且不消耗次数;选中后点击即移除</w:t>
+      </w:r>
+    </w:p>
+    <w:p>
+      <w:pPr>
+        <w:pStyle w:val="ListBullet"/>
+      </w:pPr>
+      <w:r/>
+      <w:r>
+        <w:rPr>
+          <w:b/>
+        </w:rPr>
+        <w:t>模拟器适配</w:t>
+      </w:r>
+      <w:r>
+        <w:t>:通关率模拟的移出调用改为先选中再移出(修复新语义下无限循环导致测试卡死的问题);vitest 改用 forks 池规避 Windows 默认线程池僵死</w:t>
+      </w:r>
+    </w:p>
+    <w:p>
+      <w:pPr>
+        <w:pStyle w:val="ListBullet"/>
+      </w:pPr>
+      <w:r>
+        <w:t>新手引导道具说明同步更新</w:t>
       </w:r>
     </w:p>
     <w:p>

--- a/docs/hlgx_summary_report.docx
+++ b/docs/hlgx_summary_report.docx
@@ -119,10 +119,10 @@
         <w:rPr>
           <w:b/>
         </w:rPr>
-        <w:t>v2.3.4</w:t>
-      </w:r>
-      <w:r>
-        <w:t>(2026-08-13)</w:t>
+        <w:t>v2.3.7</w:t>
+      </w:r>
+      <w:r>
+        <w:t>(2026-08-16)</w:t>
       </w:r>
     </w:p>
     <w:p>
@@ -3181,6 +3181,133 @@
       </w:pPr>
       <w:r>
         <w:t>新手引导道具说明同步更新</w:t>
+      </w:r>
+    </w:p>
+    <w:p>
+      <w:pPr>
+        <w:pStyle w:val="Heading3"/>
+      </w:pPr>
+      <w:r>
+        <w:t>v2.3.6(2026-08-16)</w:t>
+      </w:r>
+    </w:p>
+    <w:p>
+      <w:r>
+        <w:rPr>
+          <w:i/>
+          <w:color w:val="666666"/>
+        </w:rPr>
+        <w:t>更新贡献人:ps</w:t>
+      </w:r>
+    </w:p>
+    <w:p>
+      <w:r>
+        <w:t>&gt;</w:t>
+      </w:r>
+    </w:p>
+    <w:p>
+      <w:r>
+        <w:rPr>
+          <w:i/>
+          <w:color w:val="666666"/>
+        </w:rPr>
+      </w:r>
+      <w:r>
+        <w:rPr>
+          <w:b/>
+          <w:i/>
+          <w:color w:val="666666"/>
+        </w:rPr>
+        <w:t>⚠ 因未备份被双重转码损坏而丢失</w:t>
+      </w:r>
+      <w:r>
+        <w:rPr>
+          <w:i/>
+          <w:color w:val="666666"/>
+        </w:rPr>
+        <w:t>:该版本日志条目随 2026-08-16 日志乱码事故一并损坏且未提交 git,无法恢复。恢复工作见 `platform_log.md`「日志损坏记录」,最新版本已按现有代码补写如下。</w:t>
+      </w:r>
+    </w:p>
+    <w:p>
+      <w:pPr>
+        <w:pStyle w:val="Heading3"/>
+      </w:pPr>
+      <w:r>
+        <w:t>v2.3.7(2026-08-16)</w:t>
+      </w:r>
+    </w:p>
+    <w:p>
+      <w:r>
+        <w:rPr>
+          <w:i/>
+          <w:color w:val="666666"/>
+        </w:rPr>
+        <w:t>更新贡献人:ps</w:t>
+      </w:r>
+    </w:p>
+    <w:p>
+      <w:r/>
+      <w:r>
+        <w:rPr>
+          <w:b/>
+        </w:rPr>
+        <w:t>结算提交失败可见化 + 未参与排行提示</w:t>
+      </w:r>
+      <w:r>
+        <w:t>(按现有代码补写介绍)</w:t>
+      </w:r>
+    </w:p>
+    <w:p>
+      <w:pPr>
+        <w:pStyle w:val="ListBullet"/>
+      </w:pPr>
+      <w:r/>
+      <w:r>
+        <w:rPr>
+          <w:b/>
+        </w:rPr>
+        <w:t>结算提交失败可见化</w:t>
+      </w:r>
+      <w:r>
+        <w:t>:此前提交失败只笼统提示「网络异常」,限频 429 / 校验 400 等后端拒绝原因被吞掉;现在非 2xx 响应均显示后端具体原因(如「成绩无效:用时过短」「提交过于频繁」),网络异常单独提示,失败时结算窗提供「重试提交」按钮</w:t>
+      </w:r>
+    </w:p>
+    <w:p>
+      <w:pPr>
+        <w:pStyle w:val="ListBullet"/>
+      </w:pPr>
+      <w:r/>
+      <w:r>
+        <w:rPr>
+          <w:b/>
+        </w:rPr>
+        <w:t>未参与排行提示</w:t>
+      </w:r>
+      <w:r>
+        <w:t>:未填昵称或勾选「不参与排行榜」时,结算窗明确显示「本局成绩未上榜」(不再静默跳过,玩家知道自己的成绩去向)</w:t>
+      </w:r>
+    </w:p>
+    <w:p>
+      <w:pPr>
+        <w:pStyle w:val="ListBullet"/>
+      </w:pPr>
+      <w:r/>
+      <w:r>
+        <w:rPr>
+          <w:b/>
+        </w:rPr>
+        <w:t>局内参与状态可见</w:t>
+      </w:r>
+      <w:r>
+        <w:t>:顶栏实时显示当前是否参与排行,未参与时明示「未参与排行」——修复「记住的勾选」导致再次进入游戏静默不上榜、玩家却以为自己在榜上的问题</w:t>
+      </w:r>
+    </w:p>
+    <w:p>
+      <w:pPr>
+        <w:pStyle w:val="ListBullet"/>
+      </w:pPr>
+      <w:r>
+        <w:t>顺带修复:非 2xx 提交被当作成功处理(原实现仅 `.catch` 网络异常,429/400 响应体未被识别为失败)</w:t>
       </w:r>
     </w:p>
     <w:p>

--- a/docs/hlgx_summary_report.docx
+++ b/docs/hlgx_summary_report.docx
@@ -3211,6 +3211,7 @@
           <w:i/>
           <w:color w:val="666666"/>
         </w:rPr>
+        <w:t xml:space="preserve">⚠ </w:t>
       </w:r>
       <w:r>
         <w:rPr>
@@ -3218,14 +3219,86 @@
           <w:i/>
           <w:color w:val="666666"/>
         </w:rPr>
-        <w:t>⚠ 因未备份被双重转码损坏而丢失</w:t>
+        <w:t>本条由被双重转码损坏后逆转码修复得到</w:t>
       </w:r>
       <w:r>
         <w:rPr>
           <w:i/>
           <w:color w:val="666666"/>
         </w:rPr>
-        <w:t>:该版本日志条目随 2026-08-16 日志乱码事故一并损坏且未提交 git,无法恢复。恢复工作见 `platform_log.md`「日志损坏记录」,最新版本已按现有代码补写如下。</w:t>
+        <w:t>(置信度 0.95,与代码交叉验证)</w:t>
+      </w:r>
+    </w:p>
+    <w:p>
+      <w:r/>
+      <w:r>
+        <w:rPr>
+          <w:b/>
+        </w:rPr>
+        <w:t>局内改名改为实时输入框(与英了个语一致)</w:t>
+      </w:r>
+      <w:r/>
+    </w:p>
+    <w:p>
+      <w:pPr>
+        <w:pStyle w:val="ListBullet"/>
+      </w:pPr>
+      <w:r/>
+      <w:r>
+        <w:rPr>
+          <w:b/>
+        </w:rPr>
+        <w:t>实时改名</w:t>
+      </w:r>
+      <w:r>
+        <w:t>:顶栏「改名」按钮(弹窗式)改为</w:t>
+      </w:r>
+      <w:r>
+        <w:rPr>
+          <w:b/>
+        </w:rPr>
+        <w:t>昵称输入框</w:t>
+      </w:r>
+      <w:r>
+        <w:t>——局内直接显示当前生效昵称,点击即可输入修改,输入即生效,不再弹窗确认</w:t>
+      </w:r>
+    </w:p>
+    <w:p>
+      <w:pPr>
+        <w:pStyle w:val="ListBullet"/>
+      </w:pPr>
+      <w:r/>
+      <w:r>
+        <w:rPr>
+          <w:b/>
+        </w:rPr>
+        <w:t>实时校验</w:t>
+      </w:r>
+      <w:r>
+        <w:t>:输入时即时检测,超过 10 字提示「昵称最多 10 个字」,含违禁词提示「昵称包含违禁词,请更换」,非法输入不生效、保持原昵称</w:t>
+      </w:r>
+    </w:p>
+    <w:p>
+      <w:pPr>
+        <w:pStyle w:val="ListBullet"/>
+      </w:pPr>
+      <w:r/>
+      <w:r>
+        <w:rPr>
+          <w:b/>
+        </w:rPr>
+        <w:t>行为对齐</w:t>
+      </w:r>
+      <w:r>
+        <w:t>:清空输入框 = 不参与排行(与英了个语一致);输入合法昵称即自动参与排行,并自动写入 localStorage,刷新预填</w:t>
+      </w:r>
+    </w:p>
+    <w:p>
+      <w:pPr>
+        <w:pStyle w:val="ListBullet"/>
+      </w:pPr>
+      <w:r>
+        <w:t>首次进入的昵称设置弹窗保留(先设昵称或勾选不参与排行才开始);结算页「更换昵称」入口保留(改名后重开一局)</w:t>
       </w:r>
     </w:p>
     <w:p>

--- a/docs/hlgx_summary_report.docx
+++ b/docs/hlgx_summary_report.docx
@@ -119,10 +119,10 @@
         <w:rPr>
           <w:b/>
         </w:rPr>
-        <w:t>v2.3.7</w:t>
-      </w:r>
-      <w:r>
-        <w:t>(2026-08-16)</w:t>
+        <w:t>v2.3.8</w:t>
+      </w:r>
+      <w:r>
+        <w:t>(2026-08-17)</w:t>
       </w:r>
     </w:p>
     <w:p>
@@ -3381,6 +3381,80 @@
       </w:pPr>
       <w:r>
         <w:t>顺带修复:非 2xx 提交被当作成功处理(原实现仅 `.catch` 网络异常,429/400 响应体未被识别为失败)</w:t>
+      </w:r>
+    </w:p>
+    <w:p>
+      <w:pPr>
+        <w:pStyle w:val="Heading3"/>
+      </w:pPr>
+      <w:r>
+        <w:t>v2.3.8(2026-08-17)</w:t>
+      </w:r>
+    </w:p>
+    <w:p>
+      <w:r>
+        <w:rPr>
+          <w:i/>
+          <w:color w:val="666666"/>
+        </w:rPr>
+        <w:t>更新贡献人:ps</w:t>
+      </w:r>
+    </w:p>
+    <w:p>
+      <w:r/>
+      <w:r>
+        <w:rPr>
+          <w:b/>
+        </w:rPr>
+        <w:t>玩法介绍显示版本号(版本号显示约定)</w:t>
+      </w:r>
+      <w:r/>
+    </w:p>
+    <w:p>
+      <w:pPr>
+        <w:pStyle w:val="ListBullet"/>
+      </w:pPr>
+      <w:r/>
+      <w:r>
+        <w:rPr>
+          <w:b/>
+        </w:rPr>
+        <w:t>玩法介绍弹窗底部显示版本号</w:t>
+      </w:r>
+      <w:r>
+        <w:t>:大厅与局内的玩法介绍弹窗(与英了个语 WsRules 共用同一份 GameRules 组件)底部新增「化了个学 · v2.3.8(仅供个人娱乐)」</w:t>
+      </w:r>
+    </w:p>
+    <w:p>
+      <w:pPr>
+        <w:pStyle w:val="ListBullet"/>
+      </w:pPr>
+      <w:r/>
+      <w:r>
+        <w:rPr>
+          <w:b/>
+        </w:rPr>
+        <w:t>版本号显示约定确立</w:t>
+      </w:r>
+      <w:r>
+        <w:t>:任意游戏的任意界面(局内、排行榜、玩法介绍等)下方都显示</w:t>
+      </w:r>
+      <w:r>
+        <w:rPr>
+          <w:b/>
+        </w:rPr>
+        <w:t>对应游戏</w:t>
+      </w:r>
+      <w:r>
+        <w:t>的版本号——排行榜界面按当前选中的游戏切换(英了个语榜单显示英了个语版本号,不再误显示化了个学版本号),玩法介绍按所在游戏显示</w:t>
+      </w:r>
+    </w:p>
+    <w:p>
+      <w:pPr>
+        <w:pStyle w:val="ListBullet"/>
+      </w:pPr>
+      <w:r>
+        <w:t>本次无玩法改动,仅版本号显示规范化(排行榜修正 + 玩法介绍补充)</w:t>
       </w:r>
     </w:p>
     <w:p>

--- a/docs/hlgx_summary_report.docx
+++ b/docs/hlgx_summary_report.docx
@@ -3406,7 +3406,7 @@
         <w:rPr>
           <w:b/>
         </w:rPr>
-        <w:t>玩法介绍显示版本号(版本号显示约定)</w:t>
+        <w:t>玩法介绍显示版本号 + 部署修复(版本号显示约定)</w:t>
       </w:r>
       <w:r/>
     </w:p>
@@ -3434,6 +3434,21 @@
         <w:rPr>
           <w:b/>
         </w:rPr>
+        <w:t>排名规则补充版本说明</w:t>
+      </w:r>
+      <w:r>
+        <w:t>:玩法介绍「排名规则」新增一条——排行榜的「版本」列显示对局时游戏版本,不同版本关卡难度有别,用于对比通关难度</w:t>
+      </w:r>
+    </w:p>
+    <w:p>
+      <w:pPr>
+        <w:pStyle w:val="ListBullet"/>
+      </w:pPr>
+      <w:r/>
+      <w:r>
+        <w:rPr>
+          <w:b/>
+        </w:rPr>
         <w:t>版本号显示约定确立</w:t>
       </w:r>
       <w:r>
@@ -3453,8 +3468,32 @@
       <w:pPr>
         <w:pStyle w:val="ListBullet"/>
       </w:pPr>
-      <w:r>
-        <w:t>本次无玩法改动,仅版本号显示规范化(排行榜修正 + 玩法介绍补充)</w:t>
+      <w:r/>
+      <w:r>
+        <w:rPr>
+          <w:b/>
+        </w:rPr>
+        <w:t>部署修复(重要)</w:t>
+      </w:r>
+      <w:r>
+        <w:t>:v2.3.8 及此前版本(v2.3.7/v1.4.6/v2.4.2 等)曾提交 git 但</w:t>
+      </w:r>
+      <w:r>
+        <w:rPr>
+          <w:b/>
+        </w:rPr>
+        <w:t>未部署到生产</w:t>
+      </w:r>
+      <w:r>
+        <w:t>,线上(ps.lingben.top)停留在 v2.3.6/v1.4.5/v2.4.1;已重新构建部署,线上验证 bundle 版本号为 v2.3.8/v1.4.7/v2.4.3,排行榜按游戏切换版本号与玩法介绍版本说明均已生效</w:t>
+      </w:r>
+    </w:p>
+    <w:p>
+      <w:pPr>
+        <w:pStyle w:val="ListBullet"/>
+      </w:pPr>
+      <w:r>
+        <w:t>本次无玩法改动,仅版本号显示规范化(排行榜修正 + 玩法介绍补充)+ 生产部署修复</w:t>
       </w:r>
     </w:p>
     <w:p>

--- a/docs/hlgx_summary_report.docx
+++ b/docs/hlgx_summary_report.docx
@@ -119,10 +119,10 @@
         <w:rPr>
           <w:b/>
         </w:rPr>
-        <w:t>v2.3.8</w:t>
-      </w:r>
-      <w:r>
-        <w:t>(2026-08-17)</w:t>
+        <w:t>v2.3.9</w:t>
+      </w:r>
+      <w:r>
+        <w:t>(2026-08-21)</w:t>
       </w:r>
     </w:p>
     <w:p>
@@ -3494,6 +3494,86 @@
       </w:pPr>
       <w:r>
         <w:t>本次无玩法改动,仅版本号显示规范化(排行榜修正 + 玩法介绍补充)+ 生产部署修复</w:t>
+      </w:r>
+    </w:p>
+    <w:p>
+      <w:pPr>
+        <w:pStyle w:val="Heading3"/>
+      </w:pPr>
+      <w:r>
+        <w:t>v2.3.9(2026-08-21)</w:t>
+      </w:r>
+    </w:p>
+    <w:p>
+      <w:r>
+        <w:rPr>
+          <w:i/>
+          <w:color w:val="666666"/>
+        </w:rPr>
+        <w:t>更新贡献人:ps</w:t>
+      </w:r>
+    </w:p>
+    <w:p>
+      <w:r/>
+      <w:r>
+        <w:rPr>
+          <w:b/>
+        </w:rPr>
+        <w:t>局内改名二次确认 + 重开本局</w:t>
+      </w:r>
+      <w:r/>
+    </w:p>
+    <w:p>
+      <w:pPr>
+        <w:pStyle w:val="ListBullet"/>
+      </w:pPr>
+      <w:r/>
+      <w:r>
+        <w:rPr>
+          <w:b/>
+        </w:rPr>
+        <w:t>改名流程调整</w:t>
+      </w:r>
+      <w:r>
+        <w:t xml:space="preserve">:顶栏昵称输入框由「输入即生效」改为「编辑(实时校验违禁词/长度)→ 点 ✓ 或回车 → </w:t>
+      </w:r>
+      <w:r>
+        <w:rPr>
+          <w:b/>
+        </w:rPr>
+        <w:t>二次确认弹窗</w:t>
+      </w:r>
+      <w:r>
+        <w:t>(显示新昵称,提示本局将重新开始)→ 确认后保存并</w:t>
+      </w:r>
+      <w:r>
+        <w:rPr>
+          <w:b/>
+        </w:rPr>
+        <w:t>重启本局(同难度重新生成)」;未点确认前只编辑不生效,避免误触改名</w:t>
+      </w:r>
+    </w:p>
+    <w:p>
+      <w:pPr>
+        <w:pStyle w:val="ListBullet"/>
+      </w:pPr>
+      <w:r/>
+      <w:r>
+        <w:rPr>
+          <w:b/>
+        </w:rPr>
+        <w:t>共享组件</w:t>
+      </w:r>
+      <w:r>
+        <w:t>:新增 `NameConfirmDialog`(src/game/NameConfirmDialog.tsx),化了个学/英了个语/错了个字三游戏共用同一确认流程与违禁词校验(hasBadWord)</w:t>
+      </w:r>
+    </w:p>
+    <w:p>
+      <w:pPr>
+        <w:pStyle w:val="ListBullet"/>
+      </w:pPr>
+      <w:r>
+        <w:t>测试全量 74 项通过</w:t>
       </w:r>
     </w:p>
     <w:p>

--- a/docs/hlgx_summary_report.docx
+++ b/docs/hlgx_summary_report.docx
@@ -741,7 +741,7 @@
           <w:i/>
           <w:color w:val="666666"/>
         </w:rPr>
-        <w:t>更新贡献人:ps</w:t>
+        <w:t>更新贡献人:ps、在下雨</w:t>
       </w:r>
     </w:p>
     <w:p>

--- a/docs/hlgx_summary_report.docx
+++ b/docs/hlgx_summary_report.docx
@@ -119,10 +119,10 @@
         <w:rPr>
           <w:b/>
         </w:rPr>
-        <w:t>v2.3.9</w:t>
-      </w:r>
-      <w:r>
-        <w:t>(2026-08-21)</w:t>
+        <w:t>v2.3.10</w:t>
+      </w:r>
+      <w:r>
+        <w:t>(2026-08-22)</w:t>
       </w:r>
     </w:p>
     <w:p>
@@ -3574,6 +3574,86 @@
       </w:pPr>
       <w:r>
         <w:t>测试全量 74 项通过</w:t>
+      </w:r>
+    </w:p>
+    <w:p>
+      <w:pPr>
+        <w:pStyle w:val="Heading3"/>
+      </w:pPr>
+      <w:r>
+        <w:t>v2.3.10(2026-08-22)</w:t>
+      </w:r>
+    </w:p>
+    <w:p>
+      <w:r>
+        <w:rPr>
+          <w:i/>
+          <w:color w:val="666666"/>
+        </w:rPr>
+        <w:t>更新贡献人:ps</w:t>
+      </w:r>
+    </w:p>
+    <w:p>
+      <w:r/>
+      <w:r>
+        <w:rPr>
+          <w:b/>
+        </w:rPr>
+        <w:t>移动端顶栏重排(标题独占一行,与英了个语同构)</w:t>
+      </w:r>
+      <w:r/>
+    </w:p>
+    <w:p>
+      <w:pPr>
+        <w:pStyle w:val="ListBullet"/>
+      </w:pPr>
+      <w:r/>
+      <w:r>
+        <w:rPr>
+          <w:b/>
+        </w:rPr>
+        <w:t>问题</w:t>
+      </w:r>
+      <w:r>
+        <w:t>:移动端窄屏下,局内顶栏把「玩法 / 昵称输入+✓ / 错误提示 / 未参与排行 / 静音 / 重开」全部挤在标题同一行,「化了个学」四字被挤压成纵列显示;英了个语因标题在难度选择上一行独占,无此问题</w:t>
+      </w:r>
+    </w:p>
+    <w:p>
+      <w:pPr>
+        <w:pStyle w:val="ListBullet"/>
+      </w:pPr>
+      <w:r/>
+      <w:r>
+        <w:rPr>
+          <w:b/>
+        </w:rPr>
+        <w:t>调整(与英了个语同构)</w:t>
+      </w:r>
+      <w:r>
+        <w:t>:</w:t>
+      </w:r>
+    </w:p>
+    <w:p>
+      <w:r>
+        <w:t xml:space="preserve">  - 标题行只留「返回大厅 / 化了个学 / 静音+重开(小图标)」,标题加 `whitespace-nowrap` 保证单行</w:t>
+      </w:r>
+    </w:p>
+    <w:p>
+      <w:r>
+        <w:t xml:space="preserve">  - 「玩法」入口移到难度行右侧(与英了个语一致);难度四 tab 内边距 px-4 → px-2 防挤压</w:t>
+      </w:r>
+    </w:p>
+    <w:p>
+      <w:r>
+        <w:t xml:space="preserve">  - 昵称输入 + ✓ 与「未参与排行」/错误提示移到独立一行(居中,窄屏自动换行)</w:t>
+      </w:r>
+    </w:p>
+    <w:p>
+      <w:pPr>
+        <w:pStyle w:val="ListBullet"/>
+      </w:pPr>
+      <w:r>
+        <w:t>功能与玩法无变化,仅布局重排;测试全量 74 项通过,线上已部署验证(bundle v2.3.10 + 移动端视口 DOM 结构确认)</w:t>
       </w:r>
     </w:p>
     <w:p>

--- a/docs/hlgx_summary_report.docx
+++ b/docs/hlgx_summary_report.docx
@@ -119,10 +119,10 @@
         <w:rPr>
           <w:b/>
         </w:rPr>
-        <w:t>v2.3.10</w:t>
-      </w:r>
-      <w:r>
-        <w:t>(2026-08-22)</w:t>
+        <w:t>v2.3.11</w:t>
+      </w:r>
+      <w:r>
+        <w:t>(2026-08-23)</w:t>
       </w:r>
     </w:p>
     <w:p>
@@ -3654,6 +3654,86 @@
       </w:pPr>
       <w:r>
         <w:t>功能与玩法无变化,仅布局重排;测试全量 74 项通过,线上已部署验证(bundle v2.3.10 + 移动端视口 DOM 结构确认)</w:t>
+      </w:r>
+    </w:p>
+    <w:p>
+      <w:pPr>
+        <w:pStyle w:val="Heading3"/>
+      </w:pPr>
+      <w:r>
+        <w:t>v2.3.11(2026-08-23)</w:t>
+      </w:r>
+    </w:p>
+    <w:p>
+      <w:r>
+        <w:rPr>
+          <w:i/>
+          <w:color w:val="666666"/>
+        </w:rPr>
+        <w:t>更新贡献人:ps</w:t>
+      </w:r>
+    </w:p>
+    <w:p>
+      <w:r/>
+      <w:r>
+        <w:rPr>
+          <w:b/>
+        </w:rPr>
+        <w:t>局内排行参与开关</w:t>
+      </w:r>
+      <w:r/>
+    </w:p>
+    <w:p>
+      <w:pPr>
+        <w:pStyle w:val="ListBullet"/>
+      </w:pPr>
+      <w:r/>
+      <w:r>
+        <w:rPr>
+          <w:b/>
+        </w:rPr>
+        <w:t>问题</w:t>
+      </w:r>
+      <w:r>
+        <w:t>:v2.2.7 起「不参与排行榜」勾选被永久记忆、再次进入直接开局,局内找不到该按钮——想恢复上榜或不参与的玩家无从下手</w:t>
+      </w:r>
+    </w:p>
+    <w:p>
+      <w:pPr>
+        <w:pStyle w:val="ListBullet"/>
+      </w:pPr>
+      <w:r/>
+      <w:r>
+        <w:rPr>
+          <w:b/>
+        </w:rPr>
+        <w:t>开关</w:t>
+      </w:r>
+      <w:r>
+        <w:t>:昵称行「✓」旁新增「☑ 参与排行 / ☐ 不参与排行」图标(勾选栏样式,状态一目了然),点击弹二次确认窗(是否确认切换 + 本局将重开的提示),确认后切换 `hlgx_skip_rank` 并重启本局;昵称保留,重新参与时无需重输</w:t>
+      </w:r>
+    </w:p>
+    <w:p>
+      <w:pPr>
+        <w:pStyle w:val="ListBullet"/>
+      </w:pPr>
+      <w:r/>
+      <w:r>
+        <w:rPr>
+          <w:b/>
+        </w:rPr>
+        <w:t>实现</w:t>
+      </w:r>
+      <w:r>
+        <w:t>:新增共享组件 `RankPartToggle`(src/game/RankPartToggle.tsx,含存储读写 helpers),化了个学/英了个语/错了个字/分了个类四游戏统一接入</w:t>
+      </w:r>
+    </w:p>
+    <w:p>
+      <w:pPr>
+        <w:pStyle w:val="ListBullet"/>
+      </w:pPr>
+      <w:r>
+        <w:t>局内原「未参与排行」纯文字提示移除(由开关图标承担状态展示);开局昵称弹窗的勾选框保留</w:t>
       </w:r>
     </w:p>
     <w:p>

--- a/docs/hlgx_summary_report.docx
+++ b/docs/hlgx_summary_report.docx
@@ -119,10 +119,10 @@
         <w:rPr>
           <w:b/>
         </w:rPr>
-        <w:t>v2.3.11</w:t>
-      </w:r>
-      <w:r>
-        <w:t>(2026-08-23)</w:t>
+        <w:t>v2.3.12</w:t>
+      </w:r>
+      <w:r>
+        <w:t>(2026-08-27)</w:t>
       </w:r>
     </w:p>
     <w:p>
@@ -131,7 +131,7 @@
           <w:i/>
           <w:color w:val="666666"/>
         </w:rPr>
-        <w:t>更新贡献人:ps</w:t>
+        <w:t>更新贡献人:在下雨</w:t>
       </w:r>
     </w:p>
     <w:p>
@@ -4194,6 +4194,49 @@
       </w:tr>
     </w:tbl>
     <w:p/>
+    <w:p>
+      <w:pPr>
+        <w:pStyle w:val="Heading3"/>
+      </w:pPr>
+      <w:r>
+        <w:t>v2.3.12(2026-08-27)</w:t>
+      </w:r>
+    </w:p>
+    <w:p>
+      <w:r>
+        <w:rPr>
+          <w:i/>
+          <w:color w:val="666666"/>
+        </w:rPr>
+        <w:t>更新贡献人:在下雨</w:t>
+      </w:r>
+    </w:p>
+    <w:p>
+      <w:r/>
+      <w:r>
+        <w:rPr>
+          <w:b/>
+        </w:rPr>
+        <w:t>排行榜会话令牌(防刷榜, v2.8.0 安全加固)</w:t>
+      </w:r>
+      <w:r/>
+    </w:p>
+    <w:p>
+      <w:pPr>
+        <w:pStyle w:val="ListBullet"/>
+      </w:pPr>
+      <w:r>
+        <w:t>开局向 `/hlgx/api/session` 申领一次性令牌, 成绩提交必须携带(服务端校验存在+难度+IP+实际时长); 结算时缺失自动补领, 被拒可点「重试提交」; 开局/重开统一申领凭证</w:t>
+      </w:r>
+    </w:p>
+    <w:p>
+      <w:pPr>
+        <w:pStyle w:val="ListBullet"/>
+      </w:pPr>
+      <w:r>
+        <w:t>全量测试 105 项通过</w:t>
+      </w:r>
+    </w:p>
     <w:sectPr>
       <w:pgSz w:w="12240" w:h="15840"/>
       <w:pgMar w:top="1440" w:right="1800" w:bottom="1440" w:left="1800" w:header="720" w:footer="720" w:gutter="0"/>

--- a/docs/hlgx_summary_report.docx
+++ b/docs/hlgx_summary_report.docx
@@ -119,7 +119,7 @@
         <w:rPr>
           <w:b/>
         </w:rPr>
-        <w:t>v2.3.12</w:t>
+        <w:t>v2.3.13</w:t>
       </w:r>
       <w:r>
         <w:t>(2026-08-27)</w:t>
@@ -4235,6 +4235,123 @@
       </w:pPr>
       <w:r>
         <w:t>全量测试 105 项通过</w:t>
+      </w:r>
+    </w:p>
+    <w:p>
+      <w:pPr>
+        <w:pStyle w:val="Heading3"/>
+      </w:pPr>
+      <w:r>
+        <w:t>v2.3.13(2026-08-29)</w:t>
+      </w:r>
+    </w:p>
+    <w:p>
+      <w:r>
+        <w:rPr>
+          <w:i/>
+          <w:color w:val="666666"/>
+        </w:rPr>
+        <w:t>更新贡献人:ps、楠鸢</w:t>
+      </w:r>
+    </w:p>
+    <w:p>
+      <w:r/>
+      <w:r>
+        <w:rPr>
+          <w:b/>
+        </w:rPr>
+        <w:t>物质库扩容 259 → 296 种(题库经质量守恒/唯一性校验)</w:t>
+      </w:r>
+      <w:r/>
+    </w:p>
+    <w:p>
+      <w:pPr>
+        <w:pStyle w:val="ListBullet"/>
+      </w:pPr>
+      <w:r>
+        <w:t>金属单质 +9:钪、钯、镉、铯、铀、钨、铂、金、汞(24 → 33);</w:t>
+      </w:r>
+    </w:p>
+    <w:p>
+      <w:pPr>
+        <w:pStyle w:val="ListBullet"/>
+      </w:pPr>
+      <w:r>
+        <w:t>非金属单质 +1:黑磷(同素异形体组补全, 19 → 20);</w:t>
+      </w:r>
+    </w:p>
+    <w:p>
+      <w:pPr>
+        <w:pStyle w:val="ListBullet"/>
+      </w:pPr>
+      <w:r>
+        <w:t>氧化物 +7:氧化二氮、三氧化氯、氧化二氯、三氧化二铬、氧化钴、二氧化铅、氧化铅(36 → 43);</w:t>
+      </w:r>
+    </w:p>
+    <w:p>
+      <w:pPr>
+        <w:pStyle w:val="ListBullet"/>
+      </w:pPr>
+      <w:r>
+        <w:t>酸 +2:次磷酸、丙烯酸(20 → 22);</w:t>
+      </w:r>
+      <w:r>
+        <w:rPr>
+          <w:b/>
+        </w:rPr>
+        <w:t>丙烯酸为第 6 种双身份有机酸</w:t>
+      </w:r>
+      <w:r>
+        <w:t>(按「酸」或「有机物」均可消除);</w:t>
+      </w:r>
+    </w:p>
+    <w:p>
+      <w:pPr>
+        <w:pStyle w:val="ListBullet"/>
+      </w:pPr>
+      <w:r>
+        <w:t>碱 +2:氢氧化镍、氢氧化锶(15 → 17);</w:t>
+      </w:r>
+    </w:p>
+    <w:p>
+      <w:pPr>
+        <w:pStyle w:val="ListBullet"/>
+      </w:pPr>
+      <w:r>
+        <w:t>盐 +7:磷酸一氢钠、磷酸二氢钠、次氯酸钠、碳酸钾、碳酸镁、硫化铜、碳酸锌(68 → 75);</w:t>
+      </w:r>
+    </w:p>
+    <w:p>
+      <w:pPr>
+        <w:pStyle w:val="ListBullet"/>
+      </w:pPr>
+      <w:r>
+        <w:t>有机物 +8:丙烷、正丁烷、异戊烷、新戊烷、苯甲醇、二甲醚、甲胺、丙烯酸甲酯(35 → 43);</w:t>
+      </w:r>
+    </w:p>
+    <w:p>
+      <w:pPr>
+        <w:pStyle w:val="ListBullet"/>
+      </w:pPr>
+      <w:r>
+        <w:t>混合物 +1:电石(CaC₂(主));</w:t>
+      </w:r>
+      <w:r>
+        <w:rPr>
+          <w:b/>
+        </w:rPr>
+        <w:t>「电木」更名「酚醛树脂（电木）」</w:t>
+      </w:r>
+      <w:r>
+        <w:t>(42 → 43);</w:t>
+      </w:r>
+    </w:p>
+    <w:p>
+      <w:pPr>
+        <w:pStyle w:val="ListBullet"/>
+      </w:pPr>
+      <w:r>
+        <w:t>全部 37 种新增物质补齐 ≤10 字、不暴露类别的性质简介;分了个类题库自动跟随</w:t>
       </w:r>
     </w:p>
     <w:sectPr>
